--- a/MÓDULOS 01 À 05/Módulo 01/Anotações - Modulo 01 HTML e CSS.docx
+++ b/MÓDULOS 01 À 05/Módulo 01/Anotações - Modulo 01 HTML e CSS.docx
@@ -2,7 +2,11 @@
 <file path=word/document.xml><?xml version="1.0" encoding="utf-8"?>
 <w:document xmlns:wpc="http://schemas.microsoft.com/office/word/2010/wordprocessingCanvas" xmlns:cx="http://schemas.microsoft.com/office/drawing/2014/chartex" xmlns:cx1="http://schemas.microsoft.com/office/drawing/2015/9/8/chartex" xmlns:cx2="http://schemas.microsoft.com/office/drawing/2015/10/21/chartex" xmlns:cx3="http://schemas.microsoft.com/office/drawing/2016/5/9/chartex" xmlns:cx4="http://schemas.microsoft.com/office/drawing/2016/5/10/chartex" xmlns:cx5="http://schemas.microsoft.com/office/drawing/2016/5/11/chartex" xmlns:cx6="http://schemas.microsoft.com/office/drawing/2016/5/12/chartex" xmlns:cx7="http://schemas.microsoft.com/office/drawing/2016/5/13/chartex" xmlns:cx8="http://schemas.microsoft.com/office/drawing/2016/5/14/chartex" xmlns:mc="http://schemas.openxmlformats.org/markup-compatibility/2006" xmlns:aink="http://schemas.microsoft.com/office/drawing/2016/ink" xmlns:am3d="http://schemas.microsoft.com/office/drawing/2017/model3d" xmlns:o="urn:schemas-microsoft-com:office:office" xmlns:oel="http://schemas.microsoft.com/office/2019/extlst" xmlns:r="http://schemas.openxmlformats.org/officeDocument/2006/relationships" xmlns:m="http://schemas.openxmlformats.org/officeDocument/2006/math" xmlns:v="urn:schemas-microsoft-com:vml" xmlns:wp14="http://schemas.microsoft.com/office/word/2010/wordprocessingDrawing" xmlns:wp="http://schemas.openxmlformats.org/drawingml/2006/wordprocessingDrawing" xmlns:w10="urn:schemas-microsoft-com:office:word" xmlns:w="http://schemas.openxmlformats.org/wordprocessingml/2006/main" xmlns:w14="http://schemas.microsoft.com/office/word/2010/wordml" xmlns:w15="http://schemas.microsoft.com/office/word/2012/wordml" xmlns:w16cex="http://schemas.microsoft.com/office/word/2018/wordml/cex" xmlns:w16cid="http://schemas.microsoft.com/office/word/2016/wordml/cid" xmlns:w16="http://schemas.microsoft.com/office/word/2018/wordml" xmlns:w16du="http://schemas.microsoft.com/office/word/2023/wordml/word16du" xmlns:w16sdtdh="http://schemas.microsoft.com/office/word/2020/wordml/sdtdatahash" xmlns:w16sdtfl="http://schemas.microsoft.com/office/word/2024/wordml/sdtformatlock" xmlns:w16se="http://schemas.microsoft.com/office/word/2015/wordml/symex" xmlns:wpg="http://schemas.microsoft.com/office/word/2010/wordprocessingGroup" xmlns:wpi="http://schemas.microsoft.com/office/word/2010/wordprocessingInk" xmlns:wne="http://schemas.microsoft.com/office/word/2006/wordml" xmlns:wps="http://schemas.microsoft.com/office/word/2010/wordprocessingShape" mc:Ignorable="w14 w15 w16se w16cid w16 w16cex w16sdtdh w16sdtfl w16du wp14">
   <w:body>
-    <w:p/>
+    <w:p>
+      <w:r>
+        <w:t xml:space="preserve"> </w:t>
+      </w:r>
+    </w:p>
     <w:p>
       <w:pPr>
         <w:rPr>
@@ -3199,7 +3203,7 @@
           <w:noProof/>
         </w:rPr>
         <w:drawing>
-          <wp:anchor distT="0" distB="0" distL="114300" distR="114300" simplePos="0" relativeHeight="251662336" behindDoc="1" locked="0" layoutInCell="1" allowOverlap="1" wp14:anchorId="0D6D04F3" wp14:editId="7D017512">
+          <wp:anchor distT="0" distB="0" distL="114300" distR="114300" simplePos="0" relativeHeight="251662336" behindDoc="1" locked="0" layoutInCell="1" allowOverlap="1" wp14:anchorId="0D6D04F3" wp14:editId="2A99189F">
             <wp:simplePos x="0" y="0"/>
             <wp:positionH relativeFrom="margin">
               <wp:align>right</wp:align>
@@ -6326,6 +6330,253 @@
         <w:br w:type="page"/>
       </w:r>
     </w:p>
+    <w:p>
+      <w:pPr>
+        <w:rPr>
+          <w:b/>
+          <w:bCs/>
+          <w:color w:val="EE0000"/>
+          <w:sz w:val="32"/>
+          <w:szCs w:val="32"/>
+        </w:rPr>
+      </w:pPr>
+      <w:r>
+        <w:rPr>
+          <w:b/>
+          <w:bCs/>
+          <w:color w:val="EE0000"/>
+          <w:sz w:val="32"/>
+          <w:szCs w:val="32"/>
+        </w:rPr>
+        <w:lastRenderedPageBreak/>
+        <w:t>Introdução às CSS</w:t>
+      </w:r>
+    </w:p>
+    <w:p>
+      <w:r>
+        <w:t>Lembrando que o termo é “Folhas de estilo em cascada” e por isso a tecnologia é mais falada no feminino no plural.</w:t>
+      </w:r>
+    </w:p>
+    <w:p>
+      <w:r>
+        <w:t xml:space="preserve">Estilo </w:t>
+      </w:r>
+      <w:proofErr w:type="spellStart"/>
+      <w:r>
+        <w:t>inline</w:t>
+      </w:r>
+      <w:proofErr w:type="spellEnd"/>
+      <w:r>
+        <w:t xml:space="preserve">, usando esse estilo de </w:t>
+      </w:r>
+      <w:proofErr w:type="spellStart"/>
+      <w:r>
+        <w:t>css</w:t>
+      </w:r>
+      <w:proofErr w:type="spellEnd"/>
+      <w:r>
+        <w:t xml:space="preserve"> é preciso aplicar a formatação dentro de cada </w:t>
+      </w:r>
+      <w:proofErr w:type="spellStart"/>
+      <w:r>
+        <w:t>tag</w:t>
+      </w:r>
+      <w:proofErr w:type="spellEnd"/>
+      <w:r>
+        <w:t xml:space="preserve"> para que se aplique em todo o arquivo </w:t>
+      </w:r>
+      <w:proofErr w:type="spellStart"/>
+      <w:r>
+        <w:t>html</w:t>
+      </w:r>
+      <w:proofErr w:type="spellEnd"/>
+      <w:r>
+        <w:t xml:space="preserve">, então se eu tenho vários “H1” espalhados pelo site, preciso em cada </w:t>
+      </w:r>
+      <w:proofErr w:type="spellStart"/>
+      <w:r>
+        <w:t>tag</w:t>
+      </w:r>
+      <w:proofErr w:type="spellEnd"/>
+      <w:r>
+        <w:t xml:space="preserve"> aplicar o </w:t>
+      </w:r>
+      <w:proofErr w:type="spellStart"/>
+      <w:r>
+        <w:t>style</w:t>
+      </w:r>
+      <w:proofErr w:type="spellEnd"/>
+      <w:r>
+        <w:t xml:space="preserve"> color para fazer a alteração.</w:t>
+      </w:r>
+    </w:p>
+    <w:p>
+      <w:r>
+        <w:t xml:space="preserve">O </w:t>
+      </w:r>
+      <w:proofErr w:type="spellStart"/>
+      <w:r>
+        <w:t>inline</w:t>
+      </w:r>
+      <w:proofErr w:type="spellEnd"/>
+      <w:r>
+        <w:t xml:space="preserve"> basicamente significa que o estilo é feito na mesma linha, </w:t>
+      </w:r>
+      <w:proofErr w:type="gramStart"/>
+      <w:r>
+        <w:t>ou seja</w:t>
+      </w:r>
+      <w:proofErr w:type="gramEnd"/>
+      <w:r>
+        <w:t xml:space="preserve"> dentro da </w:t>
+      </w:r>
+      <w:proofErr w:type="spellStart"/>
+      <w:r>
+        <w:t>tag</w:t>
+      </w:r>
+      <w:proofErr w:type="spellEnd"/>
+      <w:r>
+        <w:t xml:space="preserve"> como já tinha mencionado, dá trabalho e deixa o código muito feio fazer dessa maneira.</w:t>
+      </w:r>
+    </w:p>
+    <w:p/>
+    <w:p>
+      <w:pPr>
+        <w:rPr>
+          <w:b/>
+          <w:bCs/>
+          <w:color w:val="EE0000"/>
+          <w:sz w:val="32"/>
+          <w:szCs w:val="32"/>
+        </w:rPr>
+      </w:pPr>
+      <w:r>
+        <w:rPr>
+          <w:b/>
+          <w:bCs/>
+          <w:color w:val="EE0000"/>
+          <w:sz w:val="32"/>
+          <w:szCs w:val="32"/>
+        </w:rPr>
+        <w:t>Estilos CSS Internos ou local</w:t>
+      </w:r>
+    </w:p>
+    <w:p/>
+    <w:p>
+      <w:r>
+        <w:t>Estilo aplicado na cabeça “</w:t>
+      </w:r>
+      <w:proofErr w:type="spellStart"/>
+      <w:r>
+        <w:t>head</w:t>
+      </w:r>
+      <w:proofErr w:type="spellEnd"/>
+      <w:r>
+        <w:t>”, e dessa forma modificando todo o documento.</w:t>
+      </w:r>
+    </w:p>
+    <w:p>
+      <w:r>
+        <w:t xml:space="preserve">Essa forma de aplicar o </w:t>
+      </w:r>
+      <w:proofErr w:type="spellStart"/>
+      <w:r>
+        <w:t>css</w:t>
+      </w:r>
+      <w:proofErr w:type="spellEnd"/>
+      <w:r>
+        <w:t xml:space="preserve"> dentro do </w:t>
+      </w:r>
+      <w:proofErr w:type="spellStart"/>
+      <w:r>
+        <w:t>html</w:t>
+      </w:r>
+      <w:proofErr w:type="spellEnd"/>
+      <w:r>
+        <w:t xml:space="preserve"> é bem mais favorável que a anterior, deixa o código mais limpo em questão do corpo do site, e pode totalmente personalizado para as </w:t>
+      </w:r>
+      <w:proofErr w:type="spellStart"/>
+      <w:r>
+        <w:t>tags</w:t>
+      </w:r>
+      <w:proofErr w:type="spellEnd"/>
+      <w:r>
+        <w:t xml:space="preserve">, aplicando o efeito visual em todas elas de um só vez, na questão de querer uma diferente usando esse modo de aplicação de </w:t>
+      </w:r>
+      <w:proofErr w:type="spellStart"/>
+      <w:r>
+        <w:t>css</w:t>
+      </w:r>
+      <w:proofErr w:type="spellEnd"/>
+      <w:r>
+        <w:t xml:space="preserve"> ainda não foi ensinado, mas com certeza é o modo que vou praticar posteriormente se não tiver um que se encaixe melhor.</w:t>
+      </w:r>
+    </w:p>
+    <w:p>
+      <w:r>
+        <w:t xml:space="preserve">Essa </w:t>
+      </w:r>
+      <w:proofErr w:type="spellStart"/>
+      <w:r>
+        <w:t>tag</w:t>
+      </w:r>
+      <w:proofErr w:type="spellEnd"/>
+      <w:r>
+        <w:t xml:space="preserve"> é útil para criação de um documento, para criação de mais documentos, ela já não é muito utilizável.</w:t>
+      </w:r>
+    </w:p>
+    <w:p/>
+    <w:p>
+      <w:pPr>
+        <w:rPr>
+          <w:b/>
+          <w:bCs/>
+          <w:color w:val="EE0000"/>
+          <w:sz w:val="32"/>
+          <w:szCs w:val="32"/>
+        </w:rPr>
+      </w:pPr>
+      <w:r>
+        <w:rPr>
+          <w:b/>
+          <w:bCs/>
+          <w:color w:val="EE0000"/>
+          <w:sz w:val="32"/>
+          <w:szCs w:val="32"/>
+        </w:rPr>
+        <w:t>Estilos CSS Externos</w:t>
+      </w:r>
+    </w:p>
+    <w:p/>
+    <w:p>
+      <w:r>
+        <w:t xml:space="preserve">Aqui temos a forma correta de criar o nosso estilo CSS dentro do nosso site, o </w:t>
+      </w:r>
+      <w:proofErr w:type="spellStart"/>
+      <w:r>
+        <w:t>css</w:t>
+      </w:r>
+      <w:proofErr w:type="spellEnd"/>
+      <w:r>
+        <w:t xml:space="preserve"> externo funciona através de outro arquivo criado dentro da pasta do site, nesse arquivo se declara a formatação ou o estilo do site, depois do estilo aplicado basta adicionar uma extensão dele na cabeça no HTML e tá tudo certo.</w:t>
+      </w:r>
+    </w:p>
+    <w:p>
+      <w:r>
+        <w:t xml:space="preserve">Da pra misturar ambos os estilos aprendidos, então se preciso de uma configuração especifica pra uma certa página, parágrafo e por </w:t>
+      </w:r>
+      <w:proofErr w:type="gramStart"/>
+      <w:r>
+        <w:t>ai</w:t>
+      </w:r>
+      <w:proofErr w:type="gramEnd"/>
+      <w:r>
+        <w:t xml:space="preserve"> vai, é totalmente possível criar através de outro estilo aplicado.</w:t>
+      </w:r>
+    </w:p>
+    <w:p/>
+    <w:p/>
+    <w:p/>
     <w:p/>
     <w:p>
       <w:r>
